--- a/사용설명서(사용자용)/곡반정와드_사용설명서_한국어.docx
+++ b/사용설명서(사용자용)/곡반정와드_사용설명서_한국어.docx
@@ -599,7 +599,7 @@
       <w:pPr>
         <w:pStyle w:val="1"/>
       </w:pPr>
-      <w:bookmarkStart w:id="0" w:name="_Toc241447907"/>
+      <w:bookmarkStart w:id="0" w:name="_Toc241449968"/>
       <w:r>
         <w:t>목차</w:t>
       </w:r>
@@ -608,7 +608,7 @@
     <w:sdt>
       <w:sdtPr>
         <w:alias w:val="목차"/>
-        <w:id w:val="571936947"/>
+        <w:id w:val="-162018174"/>
       </w:sdtPr>
       <w:sdtEndPr/>
       <w:sdtContent>
@@ -631,7 +631,7 @@
           <w:r>
             <w:fldChar w:fldCharType="separate"/>
           </w:r>
-          <w:hyperlink w:anchor="_Toc241447907" w:history="1">
+          <w:hyperlink w:anchor="_Toc241449968" w:history="1">
             <w:r>
               <w:rPr>
                 <w:rStyle w:val="a5"/>
@@ -655,7 +655,7 @@
               <w:rPr>
                 <w:noProof/>
               </w:rPr>
-              <w:instrText xml:space="preserve"> PAGEREF _Toc241447907 \h </w:instrText>
+              <w:instrText xml:space="preserve"> PAGEREF _Toc241449968 \h </w:instrText>
             </w:r>
             <w:r>
               <w:rPr>
@@ -692,7 +692,7 @@
               <w:noProof/>
             </w:rPr>
           </w:pPr>
-          <w:hyperlink w:anchor="_Toc241447908" w:history="1">
+          <w:hyperlink w:anchor="_Toc241449969" w:history="1">
             <w:r>
               <w:rPr>
                 <w:rStyle w:val="a5"/>
@@ -716,7 +716,7 @@
               <w:rPr>
                 <w:noProof/>
               </w:rPr>
-              <w:instrText xml:space="preserve"> PAGEREF _Toc241447908 \h </w:instrText>
+              <w:instrText xml:space="preserve"> PAGEREF _Toc241449969 \h </w:instrText>
             </w:r>
             <w:r>
               <w:rPr>
@@ -754,7 +754,7 @@
               <w:noProof/>
             </w:rPr>
           </w:pPr>
-          <w:hyperlink w:anchor="_Toc241447909" w:history="1">
+          <w:hyperlink w:anchor="_Toc241449970" w:history="1">
             <w:r>
               <w:rPr>
                 <w:rStyle w:val="a5"/>
@@ -778,7 +778,7 @@
               <w:rPr>
                 <w:noProof/>
               </w:rPr>
-              <w:instrText xml:space="preserve"> PAGEREF _Toc241447909 \h </w:instrText>
+              <w:instrText xml:space="preserve"> PAGEREF _Toc241449970 \h </w:instrText>
             </w:r>
             <w:r>
               <w:rPr>
@@ -816,7 +816,7 @@
               <w:noProof/>
             </w:rPr>
           </w:pPr>
-          <w:hyperlink w:anchor="_Toc241447910" w:history="1">
+          <w:hyperlink w:anchor="_Toc241449971" w:history="1">
             <w:r>
               <w:rPr>
                 <w:rStyle w:val="a5"/>
@@ -840,7 +840,7 @@
               <w:rPr>
                 <w:noProof/>
               </w:rPr>
-              <w:instrText xml:space="preserve"> PAGEREF _Toc241447910 \h </w:instrText>
+              <w:instrText xml:space="preserve"> PAGEREF _Toc241449971 \h </w:instrText>
             </w:r>
             <w:r>
               <w:rPr>
@@ -878,7 +878,7 @@
               <w:noProof/>
             </w:rPr>
           </w:pPr>
-          <w:hyperlink w:anchor="_Toc241447911" w:history="1">
+          <w:hyperlink w:anchor="_Toc241449972" w:history="1">
             <w:r>
               <w:rPr>
                 <w:rStyle w:val="a5"/>
@@ -902,7 +902,7 @@
               <w:rPr>
                 <w:noProof/>
               </w:rPr>
-              <w:instrText xml:space="preserve"> PAGEREF _Toc241447911 \h </w:instrText>
+              <w:instrText xml:space="preserve"> PAGEREF _Toc241449972 \h </w:instrText>
             </w:r>
             <w:r>
               <w:rPr>
@@ -940,7 +940,7 @@
               <w:noProof/>
             </w:rPr>
           </w:pPr>
-          <w:hyperlink w:anchor="_Toc241447912" w:history="1">
+          <w:hyperlink w:anchor="_Toc241449973" w:history="1">
             <w:r>
               <w:rPr>
                 <w:rStyle w:val="a5"/>
@@ -964,7 +964,7 @@
               <w:rPr>
                 <w:noProof/>
               </w:rPr>
-              <w:instrText xml:space="preserve"> PAGEREF _Toc241447912 \h </w:instrText>
+              <w:instrText xml:space="preserve"> PAGEREF _Toc241449973 \h </w:instrText>
             </w:r>
             <w:r>
               <w:rPr>
@@ -1002,7 +1002,7 @@
               <w:noProof/>
             </w:rPr>
           </w:pPr>
-          <w:hyperlink w:anchor="_Toc241447913" w:history="1">
+          <w:hyperlink w:anchor="_Toc241449974" w:history="1">
             <w:r>
               <w:rPr>
                 <w:rStyle w:val="a5"/>
@@ -1026,7 +1026,7 @@
               <w:rPr>
                 <w:noProof/>
               </w:rPr>
-              <w:instrText xml:space="preserve"> PAGEREF _Toc241447913 \h </w:instrText>
+              <w:instrText xml:space="preserve"> PAGEREF _Toc241449974 \h </w:instrText>
             </w:r>
             <w:r>
               <w:rPr>
@@ -1064,7 +1064,7 @@
               <w:noProof/>
             </w:rPr>
           </w:pPr>
-          <w:hyperlink w:anchor="_Toc241447914" w:history="1">
+          <w:hyperlink w:anchor="_Toc241449975" w:history="1">
             <w:r>
               <w:rPr>
                 <w:rStyle w:val="a5"/>
@@ -1088,7 +1088,7 @@
               <w:rPr>
                 <w:noProof/>
               </w:rPr>
-              <w:instrText xml:space="preserve"> PAGEREF _Toc241447914 \h </w:instrText>
+              <w:instrText xml:space="preserve"> PAGEREF _Toc241449975 \h </w:instrText>
             </w:r>
             <w:r>
               <w:rPr>
@@ -1126,7 +1126,7 @@
               <w:noProof/>
             </w:rPr>
           </w:pPr>
-          <w:hyperlink w:anchor="_Toc241447915" w:history="1">
+          <w:hyperlink w:anchor="_Toc241449976" w:history="1">
             <w:r>
               <w:rPr>
                 <w:rStyle w:val="a5"/>
@@ -1150,7 +1150,7 @@
               <w:rPr>
                 <w:noProof/>
               </w:rPr>
-              <w:instrText xml:space="preserve"> PAGEREF _Toc241447915 \h </w:instrText>
+              <w:instrText xml:space="preserve"> PAGEREF _Toc241449976 \h </w:instrText>
             </w:r>
             <w:r>
               <w:rPr>
@@ -1188,7 +1188,7 @@
               <w:noProof/>
             </w:rPr>
           </w:pPr>
-          <w:hyperlink w:anchor="_Toc241447916" w:history="1">
+          <w:hyperlink w:anchor="_Toc241449977" w:history="1">
             <w:r>
               <w:rPr>
                 <w:rStyle w:val="a5"/>
@@ -1212,7 +1212,7 @@
               <w:rPr>
                 <w:noProof/>
               </w:rPr>
-              <w:instrText xml:space="preserve"> PAGEREF _Toc241447916 \h </w:instrText>
+              <w:instrText xml:space="preserve"> PAGEREF _Toc241449977 \h </w:instrText>
             </w:r>
             <w:r>
               <w:rPr>
@@ -1250,7 +1250,7 @@
               <w:noProof/>
             </w:rPr>
           </w:pPr>
-          <w:hyperlink w:anchor="_Toc241447917" w:history="1">
+          <w:hyperlink w:anchor="_Toc241449978" w:history="1">
             <w:r>
               <w:rPr>
                 <w:rStyle w:val="a5"/>
@@ -1274,7 +1274,7 @@
               <w:rPr>
                 <w:noProof/>
               </w:rPr>
-              <w:instrText xml:space="preserve"> PAGEREF _Toc241447917 \h </w:instrText>
+              <w:instrText xml:space="preserve"> PAGEREF _Toc241449978 \h </w:instrText>
             </w:r>
             <w:r>
               <w:rPr>
@@ -1312,7 +1312,7 @@
               <w:noProof/>
             </w:rPr>
           </w:pPr>
-          <w:hyperlink w:anchor="_Toc241447918" w:history="1">
+          <w:hyperlink w:anchor="_Toc241449979" w:history="1">
             <w:r>
               <w:rPr>
                 <w:rStyle w:val="a5"/>
@@ -1336,7 +1336,7 @@
               <w:rPr>
                 <w:noProof/>
               </w:rPr>
-              <w:instrText xml:space="preserve"> PAGEREF _Toc241447918 \h </w:instrText>
+              <w:instrText xml:space="preserve"> PAGEREF _Toc241449979 \h </w:instrText>
             </w:r>
             <w:r>
               <w:rPr>
@@ -1374,7 +1374,7 @@
               <w:noProof/>
             </w:rPr>
           </w:pPr>
-          <w:hyperlink w:anchor="_Toc241447919" w:history="1">
+          <w:hyperlink w:anchor="_Toc241449980" w:history="1">
             <w:r>
               <w:rPr>
                 <w:rStyle w:val="a5"/>
@@ -1398,7 +1398,7 @@
               <w:rPr>
                 <w:noProof/>
               </w:rPr>
-              <w:instrText xml:space="preserve"> PAGEREF _Toc241447919 \h </w:instrText>
+              <w:instrText xml:space="preserve"> PAGEREF _Toc241449980 \h </w:instrText>
             </w:r>
             <w:r>
               <w:rPr>
@@ -1436,7 +1436,7 @@
               <w:noProof/>
             </w:rPr>
           </w:pPr>
-          <w:hyperlink w:anchor="_Toc241447920" w:history="1">
+          <w:hyperlink w:anchor="_Toc241449981" w:history="1">
             <w:r>
               <w:rPr>
                 <w:rStyle w:val="a5"/>
@@ -1460,7 +1460,7 @@
               <w:rPr>
                 <w:noProof/>
               </w:rPr>
-              <w:instrText xml:space="preserve"> PAGEREF _Toc241447920 \h </w:instrText>
+              <w:instrText xml:space="preserve"> PAGEREF _Toc241449981 \h </w:instrText>
             </w:r>
             <w:r>
               <w:rPr>
@@ -1498,7 +1498,7 @@
               <w:noProof/>
             </w:rPr>
           </w:pPr>
-          <w:hyperlink w:anchor="_Toc241447921" w:history="1">
+          <w:hyperlink w:anchor="_Toc241449982" w:history="1">
             <w:r>
               <w:rPr>
                 <w:rStyle w:val="a5"/>
@@ -1522,7 +1522,7 @@
               <w:rPr>
                 <w:noProof/>
               </w:rPr>
-              <w:instrText xml:space="preserve"> PAGEREF _Toc241447921 \h </w:instrText>
+              <w:instrText xml:space="preserve"> PAGEREF _Toc241449982 \h </w:instrText>
             </w:r>
             <w:r>
               <w:rPr>
@@ -1560,7 +1560,7 @@
               <w:noProof/>
             </w:rPr>
           </w:pPr>
-          <w:hyperlink w:anchor="_Toc241447922" w:history="1">
+          <w:hyperlink w:anchor="_Toc241449983" w:history="1">
             <w:r>
               <w:rPr>
                 <w:rStyle w:val="a5"/>
@@ -1584,7 +1584,7 @@
               <w:rPr>
                 <w:noProof/>
               </w:rPr>
-              <w:instrText xml:space="preserve"> PAGEREF _Toc241447922 \h </w:instrText>
+              <w:instrText xml:space="preserve"> PAGEREF _Toc241449983 \h </w:instrText>
             </w:r>
             <w:r>
               <w:rPr>
@@ -1621,7 +1621,7 @@
               <w:noProof/>
             </w:rPr>
           </w:pPr>
-          <w:hyperlink w:anchor="_Toc241447923" w:history="1">
+          <w:hyperlink w:anchor="_Toc241449984" w:history="1">
             <w:r>
               <w:rPr>
                 <w:rStyle w:val="a5"/>
@@ -1645,7 +1645,7 @@
               <w:rPr>
                 <w:noProof/>
               </w:rPr>
-              <w:instrText xml:space="preserve"> PAGEREF _Toc241447923 \h </w:instrText>
+              <w:instrText xml:space="preserve"> PAGEREF _Toc241449984 \h </w:instrText>
             </w:r>
             <w:r>
               <w:rPr>
@@ -1683,7 +1683,7 @@
               <w:noProof/>
             </w:rPr>
           </w:pPr>
-          <w:hyperlink w:anchor="_Toc241447924" w:history="1">
+          <w:hyperlink w:anchor="_Toc241449985" w:history="1">
             <w:r>
               <w:rPr>
                 <w:rStyle w:val="a5"/>
@@ -1707,7 +1707,7 @@
               <w:rPr>
                 <w:noProof/>
               </w:rPr>
-              <w:instrText xml:space="preserve"> PAGEREF _Toc241447924 \h </w:instrText>
+              <w:instrText xml:space="preserve"> PAGEREF _Toc241449985 \h </w:instrText>
             </w:r>
             <w:r>
               <w:rPr>
@@ -1745,7 +1745,7 @@
               <w:noProof/>
             </w:rPr>
           </w:pPr>
-          <w:hyperlink w:anchor="_Toc241447925" w:history="1">
+          <w:hyperlink w:anchor="_Toc241449986" w:history="1">
             <w:r>
               <w:rPr>
                 <w:rStyle w:val="a5"/>
@@ -1769,7 +1769,7 @@
               <w:rPr>
                 <w:noProof/>
               </w:rPr>
-              <w:instrText xml:space="preserve"> PAGEREF _Toc241447925 \h </w:instrText>
+              <w:instrText xml:space="preserve"> PAGEREF _Toc241449986 \h </w:instrText>
             </w:r>
             <w:r>
               <w:rPr>
@@ -1812,7 +1812,7 @@
       <w:pPr>
         <w:pStyle w:val="1"/>
       </w:pPr>
-      <w:bookmarkStart w:id="1" w:name="_Toc241447908"/>
+      <w:bookmarkStart w:id="1" w:name="_Toc241449969"/>
       <w:r>
         <w:t>참여자용</w:t>
       </w:r>
@@ -1822,7 +1822,7 @@
       <w:pPr>
         <w:pStyle w:val="2"/>
       </w:pPr>
-      <w:bookmarkStart w:id="2" w:name="_Toc241447909"/>
+      <w:bookmarkStart w:id="2" w:name="_Toc241449970"/>
       <w:r>
         <w:t>이</w:t>
       </w:r>
@@ -2296,7 +2296,7 @@
       <w:pPr>
         <w:pStyle w:val="2"/>
       </w:pPr>
-      <w:bookmarkStart w:id="3" w:name="_Toc241447910"/>
+      <w:bookmarkStart w:id="3" w:name="_Toc241449971"/>
       <w:r>
         <w:t>처음</w:t>
       </w:r>
@@ -2636,7 +2636,7 @@
           <w:noProof/>
         </w:rPr>
         <w:drawing>
-          <wp:inline distT="0" distB="0" distL="0" distR="0" wp14:anchorId="630D135F" wp14:editId="07AD01DA">
+          <wp:inline distT="0" distB="0" distL="0" distR="0" wp14:anchorId="4D53703D" wp14:editId="1505AE74">
             <wp:extent cx="2190750" cy="4743450"/>
             <wp:effectExtent l="0" t="0" r="0" b="0"/>
             <wp:docPr id="1" name="start" descr="처음 들어가기" title="처음 들어가기"/>
@@ -2679,7 +2679,7 @@
       <w:pPr>
         <w:pStyle w:val="2"/>
       </w:pPr>
-      <w:bookmarkStart w:id="4" w:name="_Toc241447911"/>
+      <w:bookmarkStart w:id="4" w:name="_Toc241449972"/>
       <w:r>
         <w:t>아래쪽</w:t>
       </w:r>
@@ -2762,7 +2762,7 @@
           <w:left w:w="10" w:type="dxa"/>
           <w:right w:w="10" w:type="dxa"/>
         </w:tblCellMar>
-        <w:tblLook w:val="04A0" w:firstRow="1" w:lastRow="0" w:firstColumn="1" w:lastColumn="0" w:noHBand="0" w:noVBand="1"/>
+        <w:tblLook w:val="0000" w:firstRow="0" w:lastRow="0" w:firstColumn="0" w:lastColumn="0" w:noHBand="0" w:noVBand="0"/>
       </w:tblPr>
       <w:tblGrid>
         <w:gridCol w:w="3000"/>
@@ -3314,10 +3314,10 @@
           <w:noProof/>
         </w:rPr>
         <w:drawing>
-          <wp:inline distT="0" distB="0" distL="0" distR="0" wp14:anchorId="132CAF9C" wp14:editId="3459BBFB">
+          <wp:inline distT="0" distB="0" distL="0" distR="0" wp14:anchorId="160246E6" wp14:editId="7066A637">
             <wp:extent cx="2190750" cy="4743450"/>
             <wp:effectExtent l="0" t="0" r="0" b="0"/>
-            <wp:docPr id="1925094763" name="menu" descr="아래쪽 메뉴" title="아래쪽 메뉴"/>
+            <wp:docPr id="668363395" name="menu" descr="아래쪽 메뉴" title="아래쪽 메뉴"/>
             <wp:cNvGraphicFramePr>
               <a:graphicFrameLocks xmlns:a="http://schemas.openxmlformats.org/drawingml/2006/main" noChangeAspect="1"/>
             </wp:cNvGraphicFramePr>
@@ -3357,7 +3357,7 @@
       <w:pPr>
         <w:pStyle w:val="2"/>
       </w:pPr>
-      <w:bookmarkStart w:id="5" w:name="_Toc241447912"/>
+      <w:bookmarkStart w:id="5" w:name="_Toc241449973"/>
       <w:r>
         <w:t>매일</w:t>
       </w:r>
@@ -3574,10 +3574,10 @@
           <w:noProof/>
         </w:rPr>
         <w:drawing>
-          <wp:inline distT="0" distB="0" distL="0" distR="0" wp14:anchorId="718D4A85" wp14:editId="5470D550">
+          <wp:inline distT="0" distB="0" distL="0" distR="0" wp14:anchorId="2D0382D1" wp14:editId="7ABE690F">
             <wp:extent cx="2190750" cy="4743450"/>
             <wp:effectExtent l="0" t="0" r="0" b="0"/>
-            <wp:docPr id="1807591476" name="study" descr="매일 말씀 학습" title="매일 말씀 학습"/>
+            <wp:docPr id="965304146" name="study" descr="매일 말씀 학습" title="매일 말씀 학습"/>
             <wp:cNvGraphicFramePr>
               <a:graphicFrameLocks xmlns:a="http://schemas.openxmlformats.org/drawingml/2006/main" noChangeAspect="1"/>
             </wp:cNvGraphicFramePr>
@@ -3617,7 +3617,7 @@
       <w:pPr>
         <w:pStyle w:val="2"/>
       </w:pPr>
-      <w:bookmarkStart w:id="6" w:name="_Toc241447913"/>
+      <w:bookmarkStart w:id="6" w:name="_Toc241449974"/>
       <w:r>
         <w:t>함께</w:t>
       </w:r>
@@ -4176,10 +4176,10 @@
           <w:noProof/>
         </w:rPr>
         <w:drawing>
-          <wp:inline distT="0" distB="0" distL="0" distR="0" wp14:anchorId="07B447CA" wp14:editId="2A32CF2D">
+          <wp:inline distT="0" distB="0" distL="0" distR="0" wp14:anchorId="75D15C2F" wp14:editId="7BCA5B1A">
             <wp:extent cx="2190750" cy="4743450"/>
             <wp:effectExtent l="0" t="0" r="0" b="0"/>
-            <wp:docPr id="1093752357" name="think" descr="함께 생각하기 (다른 사람들의 의견 보기)" title="함께 생각하기 (다른 사람들의 의견 보기)"/>
+            <wp:docPr id="1724963599" name="think" descr="함께 생각하기 (다른 사람들의 의견 보기)" title="함께 생각하기 (다른 사람들의 의견 보기)"/>
             <wp:cNvGraphicFramePr>
               <a:graphicFrameLocks xmlns:a="http://schemas.openxmlformats.org/drawingml/2006/main" noChangeAspect="1"/>
             </wp:cNvGraphicFramePr>
@@ -4219,7 +4219,7 @@
       <w:pPr>
         <w:pStyle w:val="2"/>
       </w:pPr>
-      <w:bookmarkStart w:id="7" w:name="_Toc241447914"/>
+      <w:bookmarkStart w:id="7" w:name="_Toc241449975"/>
       <w:r>
         <w:t>와드</w:t>
       </w:r>
@@ -4505,10 +4505,10 @@
           <w:noProof/>
         </w:rPr>
         <w:drawing>
-          <wp:inline distT="0" distB="0" distL="0" distR="0" wp14:anchorId="7A42AD10" wp14:editId="6AF63619">
+          <wp:inline distT="0" distB="0" distL="0" distR="0" wp14:anchorId="1D15E12B" wp14:editId="6B6BF7AD">
             <wp:extent cx="2190750" cy="4743450"/>
             <wp:effectExtent l="0" t="0" r="0" b="0"/>
-            <wp:docPr id="575189971" name="ward" descr="와드 일정 보기" title="와드 일정 보기"/>
+            <wp:docPr id="269388078" name="ward" descr="와드 일정 보기" title="와드 일정 보기"/>
             <wp:cNvGraphicFramePr>
               <a:graphicFrameLocks xmlns:a="http://schemas.openxmlformats.org/drawingml/2006/main" noChangeAspect="1"/>
             </wp:cNvGraphicFramePr>
@@ -4548,7 +4548,7 @@
       <w:pPr>
         <w:pStyle w:val="2"/>
       </w:pPr>
-      <w:bookmarkStart w:id="8" w:name="_Toc241447915"/>
+      <w:bookmarkStart w:id="8" w:name="_Toc241449976"/>
       <w:r>
         <w:t>휴대폰</w:t>
       </w:r>
@@ -4696,7 +4696,7 @@
       <w:pPr>
         <w:pStyle w:val="2"/>
       </w:pPr>
-      <w:bookmarkStart w:id="9" w:name="_Toc241447916"/>
+      <w:bookmarkStart w:id="9" w:name="_Toc241449977"/>
       <w:r>
         <w:t>다른</w:t>
       </w:r>
@@ -5305,10 +5305,10 @@
           <w:noProof/>
         </w:rPr>
         <w:drawing>
-          <wp:inline distT="0" distB="0" distL="0" distR="0" wp14:anchorId="02863D85" wp14:editId="72F2C219">
+          <wp:inline distT="0" distB="0" distL="0" distR="0" wp14:anchorId="28098583" wp14:editId="1053A82B">
             <wp:extent cx="2190750" cy="4743450"/>
             <wp:effectExtent l="0" t="0" r="0" b="0"/>
-            <wp:docPr id="831805773" name="other-languages" descr="다른 언어로 보기" title="다른 언어로 보기"/>
+            <wp:docPr id="1793279316" name="other-languages" descr="다른 언어로 보기" title="다른 언어로 보기"/>
             <wp:cNvGraphicFramePr>
               <a:graphicFrameLocks xmlns:a="http://schemas.openxmlformats.org/drawingml/2006/main" noChangeAspect="1"/>
             </wp:cNvGraphicFramePr>
@@ -5348,7 +5348,7 @@
       <w:pPr>
         <w:pStyle w:val="2"/>
       </w:pPr>
-      <w:bookmarkStart w:id="10" w:name="_Toc241447917"/>
+      <w:bookmarkStart w:id="10" w:name="_Toc241449978"/>
       <w:r>
         <w:t>경전을</w:t>
       </w:r>
@@ -5886,10 +5886,10 @@
           <w:noProof/>
         </w:rPr>
         <w:drawing>
-          <wp:inline distT="0" distB="0" distL="0" distR="0" wp14:anchorId="660D2E6C" wp14:editId="22BAC106">
+          <wp:inline distT="0" distB="0" distL="0" distR="0" wp14:anchorId="74672839" wp14:editId="347F1229">
             <wp:extent cx="2190750" cy="4743450"/>
             <wp:effectExtent l="0" t="0" r="0" b="0"/>
-            <wp:docPr id="490059559" name="scripture-reader" descr="경전을 사이트에서 바로 읽기" title="경전을 사이트에서 바로 읽기"/>
+            <wp:docPr id="1555717850" name="scripture-reader" descr="경전을 사이트에서 바로 읽기" title="경전을 사이트에서 바로 읽기"/>
             <wp:cNvGraphicFramePr>
               <a:graphicFrameLocks xmlns:a="http://schemas.openxmlformats.org/drawingml/2006/main" noChangeAspect="1"/>
             </wp:cNvGraphicFramePr>
@@ -5929,7 +5929,7 @@
       <w:pPr>
         <w:pStyle w:val="2"/>
       </w:pPr>
-      <w:bookmarkStart w:id="11" w:name="_Toc241447918"/>
+      <w:bookmarkStart w:id="11" w:name="_Toc241449979"/>
       <w:r>
         <w:t>오늘의</w:t>
       </w:r>
@@ -6319,10 +6319,10 @@
           <w:noProof/>
         </w:rPr>
         <w:drawing>
-          <wp:inline distT="0" distB="0" distL="0" distR="0" wp14:anchorId="718BCA36" wp14:editId="1AD95AF4">
+          <wp:inline distT="0" distB="0" distL="0" distR="0" wp14:anchorId="09E887B0" wp14:editId="38AA27C8">
             <wp:extent cx="2190750" cy="4743450"/>
             <wp:effectExtent l="0" t="0" r="0" b="0"/>
-            <wp:docPr id="308699976" name="daily-insight" descr="오늘의 Insight 카드" title="오늘의 Insight 카드"/>
+            <wp:docPr id="234943911" name="daily-insight" descr="오늘의 Insight 카드" title="오늘의 Insight 카드"/>
             <wp:cNvGraphicFramePr>
               <a:graphicFrameLocks xmlns:a="http://schemas.openxmlformats.org/drawingml/2006/main" noChangeAspect="1"/>
             </wp:cNvGraphicFramePr>
@@ -6362,7 +6362,7 @@
       <w:pPr>
         <w:pStyle w:val="2"/>
       </w:pPr>
-      <w:bookmarkStart w:id="12" w:name="_Toc241447919"/>
+      <w:bookmarkStart w:id="12" w:name="_Toc241449980"/>
       <w:r>
         <w:t>답글을</w:t>
       </w:r>
@@ -6612,10 +6612,10 @@
           <w:noProof/>
         </w:rPr>
         <w:drawing>
-          <wp:inline distT="0" distB="0" distL="0" distR="0" wp14:anchorId="1F82F452" wp14:editId="7DE3B1AC">
+          <wp:inline distT="0" distB="0" distL="0" distR="0" wp14:anchorId="72C4EA03" wp14:editId="07526470">
             <wp:extent cx="2190750" cy="4743450"/>
             <wp:effectExtent l="0" t="0" r="0" b="0"/>
-            <wp:docPr id="1545249918" name="cards" descr="답글을 카드 이미지로 저장하기" title="답글을 카드 이미지로 저장하기"/>
+            <wp:docPr id="1757645529" name="cards" descr="답글을 카드 이미지로 저장하기" title="답글을 카드 이미지로 저장하기"/>
             <wp:cNvGraphicFramePr>
               <a:graphicFrameLocks xmlns:a="http://schemas.openxmlformats.org/drawingml/2006/main" noChangeAspect="1"/>
             </wp:cNvGraphicFramePr>
@@ -6655,7 +6655,7 @@
       <w:pPr>
         <w:pStyle w:val="2"/>
       </w:pPr>
-      <w:bookmarkStart w:id="13" w:name="_Toc241447920"/>
+      <w:bookmarkStart w:id="13" w:name="_Toc241449981"/>
       <w:r>
         <w:t>절</w:t>
       </w:r>
@@ -6986,10 +6986,10 @@
           <w:noProof/>
         </w:rPr>
         <w:drawing>
-          <wp:inline distT="0" distB="0" distL="0" distR="0" wp14:anchorId="2324030E" wp14:editId="3795F565">
+          <wp:inline distT="0" distB="0" distL="0" distR="0" wp14:anchorId="7EE3CD2A" wp14:editId="0442B21B">
             <wp:extent cx="2190750" cy="4743450"/>
             <wp:effectExtent l="0" t="0" r="0" b="0"/>
-            <wp:docPr id="1190832804" name="verse-notes" descr="절 번호로 의견 달기" title="절 번호로 의견 달기"/>
+            <wp:docPr id="169046997" name="verse-notes" descr="절 번호로 의견 달기" title="절 번호로 의견 달기"/>
             <wp:cNvGraphicFramePr>
               <a:graphicFrameLocks xmlns:a="http://schemas.openxmlformats.org/drawingml/2006/main" noChangeAspect="1"/>
             </wp:cNvGraphicFramePr>
@@ -7029,7 +7029,7 @@
       <w:pPr>
         <w:pStyle w:val="2"/>
       </w:pPr>
-      <w:bookmarkStart w:id="14" w:name="_Toc241447921"/>
+      <w:bookmarkStart w:id="14" w:name="_Toc241449982"/>
       <w:r>
         <w:t>공과</w:t>
       </w:r>
@@ -7422,10 +7422,10 @@
           <w:noProof/>
         </w:rPr>
         <w:drawing>
-          <wp:inline distT="0" distB="0" distL="0" distR="0" wp14:anchorId="0EF3FE35" wp14:editId="416BFAEA">
+          <wp:inline distT="0" distB="0" distL="0" distR="0" wp14:anchorId="0DB77461" wp14:editId="51F8540D">
             <wp:extent cx="2190750" cy="4743450"/>
             <wp:effectExtent l="0" t="0" r="0" b="0"/>
-            <wp:docPr id="1696853078" name="text-notes" descr="공과 본문에 형광펜·의견 달기" title="공과 본문에 형광펜·의견 달기"/>
+            <wp:docPr id="1026586208" name="text-notes" descr="공과 본문에 형광펜·의견 달기" title="공과 본문에 형광펜·의견 달기"/>
             <wp:cNvGraphicFramePr>
               <a:graphicFrameLocks xmlns:a="http://schemas.openxmlformats.org/drawingml/2006/main" noChangeAspect="1"/>
             </wp:cNvGraphicFramePr>
@@ -7465,7 +7465,7 @@
       <w:pPr>
         <w:pStyle w:val="2"/>
       </w:pPr>
-      <w:bookmarkStart w:id="15" w:name="_Toc241447922"/>
+      <w:bookmarkStart w:id="15" w:name="_Toc241449983"/>
       <w:r>
         <w:t>안드로이드</w:t>
       </w:r>
@@ -8505,7 +8505,7 @@
       <w:pPr>
         <w:pStyle w:val="1"/>
       </w:pPr>
-      <w:bookmarkStart w:id="16" w:name="_Toc241447923"/>
+      <w:bookmarkStart w:id="16" w:name="_Toc241449984"/>
       <w:r>
         <w:t>도움말</w:t>
       </w:r>
@@ -8515,7 +8515,7 @@
       <w:pPr>
         <w:pStyle w:val="2"/>
       </w:pPr>
-      <w:bookmarkStart w:id="17" w:name="_Toc241447924"/>
+      <w:bookmarkStart w:id="17" w:name="_Toc241449985"/>
       <w:r>
         <w:t>자주</w:t>
       </w:r>
@@ -8548,7 +8548,7 @@
           <w:left w:w="10" w:type="dxa"/>
           <w:right w:w="10" w:type="dxa"/>
         </w:tblCellMar>
-        <w:tblLook w:val="04A0" w:firstRow="1" w:lastRow="0" w:firstColumn="1" w:lastColumn="0" w:noHBand="0" w:noVBand="1"/>
+        <w:tblLook w:val="0000" w:firstRow="0" w:lastRow="0" w:firstColumn="0" w:lastColumn="0" w:noHBand="0" w:noVBand="0"/>
       </w:tblPr>
       <w:tblGrid>
         <w:gridCol w:w="3000"/>
@@ -9110,7 +9110,7 @@
       <w:pPr>
         <w:pStyle w:val="2"/>
       </w:pPr>
-      <w:bookmarkStart w:id="18" w:name="_Toc241447925"/>
+      <w:bookmarkStart w:id="18" w:name="_Toc241449986"/>
       <w:r>
         <w:t>개인정보와</w:t>
       </w:r>
@@ -9488,64 +9488,10 @@
 <file path=word/numbering.xml><?xml version="1.0" encoding="utf-8"?>
 <w:numbering xmlns:wpc="http://schemas.microsoft.com/office/word/2010/wordprocessingCanvas" xmlns:cx="http://schemas.microsoft.com/office/drawing/2014/chartex" xmlns:cx1="http://schemas.microsoft.com/office/drawing/2015/9/8/chartex" xmlns:cx2="http://schemas.microsoft.com/office/drawing/2015/10/21/chartex" xmlns:cx3="http://schemas.microsoft.com/office/drawing/2016/5/9/chartex" xmlns:cx4="http://schemas.microsoft.com/office/drawing/2016/5/10/chartex" xmlns:cx5="http://schemas.microsoft.com/office/drawing/2016/5/11/chartex" xmlns:cx6="http://schemas.microsoft.com/office/drawing/2016/5/12/chartex" xmlns:cx7="http://schemas.microsoft.com/office/drawing/2016/5/13/chartex" xmlns:cx8="http://schemas.microsoft.com/office/drawing/2016/5/14/chartex" xmlns:mc="http://schemas.openxmlformats.org/markup-compatibility/2006" xmlns:aink="http://schemas.microsoft.com/office/drawing/2016/ink" xmlns:am3d="http://schemas.microsoft.com/office/drawing/2017/model3d" xmlns:o="urn:schemas-microsoft-com:office:office" xmlns:oel="http://schemas.microsoft.com/office/2019/extlst" xmlns:r="http://schemas.openxmlformats.org/officeDocument/2006/relationships" xmlns:m="http://schemas.openxmlformats.org/officeDocument/2006/math" xmlns:v="urn:schemas-microsoft-com:vml" xmlns:wp14="http://schemas.microsoft.com/office/word/2010/wordprocessingDrawing" xmlns:wp="http://schemas.openxmlformats.org/drawingml/2006/wordprocessingDrawing" xmlns:w10="urn:schemas-microsoft-com:office:word" xmlns:w="http://schemas.openxmlformats.org/wordprocessingml/2006/main" xmlns:w14="http://schemas.microsoft.com/office/word/2010/wordml" xmlns:w15="http://schemas.microsoft.com/office/word/2012/wordml" xmlns:w16cex="http://schemas.microsoft.com/office/word/2018/wordml/cex" xmlns:w16cid="http://schemas.microsoft.com/office/word/2016/wordml/cid" xmlns:w16="http://schemas.microsoft.com/office/word/2018/wordml" xmlns:w16du="http://schemas.microsoft.com/office/word/2023/wordml/word16du" xmlns:w16sdtdh="http://schemas.microsoft.com/office/word/2020/wordml/sdtdatahash" xmlns:w16sdtfl="http://schemas.microsoft.com/office/word/2024/wordml/sdtformatlock" xmlns:w16se="http://schemas.microsoft.com/office/word/2015/wordml/symex" xmlns:wpg="http://schemas.microsoft.com/office/word/2010/wordprocessingGroup" xmlns:wpi="http://schemas.microsoft.com/office/word/2010/wordprocessingInk" xmlns:wne="http://schemas.microsoft.com/office/word/2006/wordml" xmlns:wps="http://schemas.microsoft.com/office/word/2010/wordprocessingShape" mc:Ignorable="w14 w15 w16se w16cid w16 w16cex w16sdtdh w16sdtfl w16du wp14">
   <w:abstractNum w:abstractNumId="0" w15:restartNumberingAfterBreak="0">
-    <w:nsid w:val="3AD36071"/>
+    <w:nsid w:val="6D397517"/>
     <w:multiLevelType w:val="hybridMultilevel"/>
-    <w:tmpl w:val="26B2BFF4"/>
-    <w:lvl w:ilvl="0" w:tplc="6BD689E4">
-      <w:start w:val="1"/>
-      <w:numFmt w:val="decimal"/>
-      <w:lvlText w:val="%1."/>
-      <w:lvlJc w:val="left"/>
-      <w:pPr>
-        <w:ind w:left="540" w:hanging="360"/>
-      </w:pPr>
-    </w:lvl>
-    <w:lvl w:ilvl="1" w:tplc="5324F620">
-      <w:numFmt w:val="decimal"/>
-      <w:lvlText w:val=""/>
-      <w:lvlJc w:val="left"/>
-    </w:lvl>
-    <w:lvl w:ilvl="2" w:tplc="AB3EDAC8">
-      <w:numFmt w:val="decimal"/>
-      <w:lvlText w:val=""/>
-      <w:lvlJc w:val="left"/>
-    </w:lvl>
-    <w:lvl w:ilvl="3" w:tplc="CEFC3ACC">
-      <w:numFmt w:val="decimal"/>
-      <w:lvlText w:val=""/>
-      <w:lvlJc w:val="left"/>
-    </w:lvl>
-    <w:lvl w:ilvl="4" w:tplc="EE2A4EAC">
-      <w:numFmt w:val="decimal"/>
-      <w:lvlText w:val=""/>
-      <w:lvlJc w:val="left"/>
-    </w:lvl>
-    <w:lvl w:ilvl="5" w:tplc="A590F6B2">
-      <w:numFmt w:val="decimal"/>
-      <w:lvlText w:val=""/>
-      <w:lvlJc w:val="left"/>
-    </w:lvl>
-    <w:lvl w:ilvl="6" w:tplc="C5B43EAC">
-      <w:numFmt w:val="decimal"/>
-      <w:lvlText w:val=""/>
-      <w:lvlJc w:val="left"/>
-    </w:lvl>
-    <w:lvl w:ilvl="7" w:tplc="E1948E3A">
-      <w:numFmt w:val="decimal"/>
-      <w:lvlText w:val=""/>
-      <w:lvlJc w:val="left"/>
-    </w:lvl>
-    <w:lvl w:ilvl="8" w:tplc="C2442034">
-      <w:numFmt w:val="decimal"/>
-      <w:lvlText w:val=""/>
-      <w:lvlJc w:val="left"/>
-    </w:lvl>
-  </w:abstractNum>
-  <w:abstractNum w:abstractNumId="1" w15:restartNumberingAfterBreak="0">
-    <w:nsid w:val="594324C3"/>
-    <w:multiLevelType w:val="hybridMultilevel"/>
-    <w:tmpl w:val="05BC5BE6"/>
-    <w:lvl w:ilvl="0" w:tplc="EAEAD050">
+    <w:tmpl w:val="796ED9C0"/>
+    <w:lvl w:ilvl="0" w:tplc="3474D1BE">
       <w:start w:val="1"/>
       <w:numFmt w:val="bullet"/>
       <w:lvlText w:val="●"/>
@@ -9554,7 +9500,7 @@
         <w:ind w:left="720" w:hanging="360"/>
       </w:pPr>
     </w:lvl>
-    <w:lvl w:ilvl="1" w:tplc="2FF29D9C">
+    <w:lvl w:ilvl="1" w:tplc="16ECE2F8">
       <w:start w:val="1"/>
       <w:numFmt w:val="bullet"/>
       <w:lvlText w:val="○"/>
@@ -9563,7 +9509,7 @@
         <w:ind w:left="1440" w:hanging="360"/>
       </w:pPr>
     </w:lvl>
-    <w:lvl w:ilvl="2" w:tplc="115EAC86">
+    <w:lvl w:ilvl="2" w:tplc="FE023702">
       <w:start w:val="1"/>
       <w:numFmt w:val="bullet"/>
       <w:lvlText w:val="■"/>
@@ -9572,7 +9518,7 @@
         <w:ind w:left="2160" w:hanging="360"/>
       </w:pPr>
     </w:lvl>
-    <w:lvl w:ilvl="3" w:tplc="25B64510">
+    <w:lvl w:ilvl="3" w:tplc="CBCA9280">
       <w:start w:val="1"/>
       <w:numFmt w:val="bullet"/>
       <w:lvlText w:val="●"/>
@@ -9581,7 +9527,7 @@
         <w:ind w:left="2880" w:hanging="360"/>
       </w:pPr>
     </w:lvl>
-    <w:lvl w:ilvl="4" w:tplc="D8749020">
+    <w:lvl w:ilvl="4" w:tplc="DBF6FFA2">
       <w:start w:val="1"/>
       <w:numFmt w:val="bullet"/>
       <w:lvlText w:val="○"/>
@@ -9590,7 +9536,7 @@
         <w:ind w:left="3600" w:hanging="360"/>
       </w:pPr>
     </w:lvl>
-    <w:lvl w:ilvl="5" w:tplc="9F865464">
+    <w:lvl w:ilvl="5" w:tplc="8280DA30">
       <w:start w:val="1"/>
       <w:numFmt w:val="bullet"/>
       <w:lvlText w:val="■"/>
@@ -9599,7 +9545,7 @@
         <w:ind w:left="4320" w:hanging="360"/>
       </w:pPr>
     </w:lvl>
-    <w:lvl w:ilvl="6" w:tplc="E19E247E">
+    <w:lvl w:ilvl="6" w:tplc="11D0A124">
       <w:start w:val="1"/>
       <w:numFmt w:val="bullet"/>
       <w:lvlText w:val="●"/>
@@ -9608,7 +9554,7 @@
         <w:ind w:left="5040" w:hanging="360"/>
       </w:pPr>
     </w:lvl>
-    <w:lvl w:ilvl="7" w:tplc="7F9AD97A">
+    <w:lvl w:ilvl="7" w:tplc="94D4FEC6">
       <w:start w:val="1"/>
       <w:numFmt w:val="bullet"/>
       <w:lvlText w:val="●"/>
@@ -9617,7 +9563,7 @@
         <w:ind w:left="5760" w:hanging="360"/>
       </w:pPr>
     </w:lvl>
-    <w:lvl w:ilvl="8" w:tplc="AE14E6D4">
+    <w:lvl w:ilvl="8" w:tplc="9EFA74E8">
       <w:start w:val="1"/>
       <w:numFmt w:val="bullet"/>
       <w:lvlText w:val="●"/>
@@ -9627,92 +9573,146 @@
       </w:pPr>
     </w:lvl>
   </w:abstractNum>
-  <w:num w:numId="1" w16cid:durableId="959413483">
+  <w:abstractNum w:abstractNumId="1" w15:restartNumberingAfterBreak="0">
+    <w:nsid w:val="75F80E5F"/>
+    <w:multiLevelType w:val="hybridMultilevel"/>
+    <w:tmpl w:val="F0465C3E"/>
+    <w:lvl w:ilvl="0" w:tplc="2FFC3C20">
+      <w:start w:val="1"/>
+      <w:numFmt w:val="decimal"/>
+      <w:lvlText w:val="%1."/>
+      <w:lvlJc w:val="left"/>
+      <w:pPr>
+        <w:ind w:left="540" w:hanging="360"/>
+      </w:pPr>
+    </w:lvl>
+    <w:lvl w:ilvl="1" w:tplc="1B74967A">
+      <w:numFmt w:val="decimal"/>
+      <w:lvlText w:val=""/>
+      <w:lvlJc w:val="left"/>
+    </w:lvl>
+    <w:lvl w:ilvl="2" w:tplc="65BC7360">
+      <w:numFmt w:val="decimal"/>
+      <w:lvlText w:val=""/>
+      <w:lvlJc w:val="left"/>
+    </w:lvl>
+    <w:lvl w:ilvl="3" w:tplc="892A8FEA">
+      <w:numFmt w:val="decimal"/>
+      <w:lvlText w:val=""/>
+      <w:lvlJc w:val="left"/>
+    </w:lvl>
+    <w:lvl w:ilvl="4" w:tplc="747AE9AE">
+      <w:numFmt w:val="decimal"/>
+      <w:lvlText w:val=""/>
+      <w:lvlJc w:val="left"/>
+    </w:lvl>
+    <w:lvl w:ilvl="5" w:tplc="429CBA10">
+      <w:numFmt w:val="decimal"/>
+      <w:lvlText w:val=""/>
+      <w:lvlJc w:val="left"/>
+    </w:lvl>
+    <w:lvl w:ilvl="6" w:tplc="766477C6">
+      <w:numFmt w:val="decimal"/>
+      <w:lvlText w:val=""/>
+      <w:lvlJc w:val="left"/>
+    </w:lvl>
+    <w:lvl w:ilvl="7" w:tplc="71C2B4C2">
+      <w:numFmt w:val="decimal"/>
+      <w:lvlText w:val=""/>
+      <w:lvlJc w:val="left"/>
+    </w:lvl>
+    <w:lvl w:ilvl="8" w:tplc="2D44F2F8">
+      <w:numFmt w:val="decimal"/>
+      <w:lvlText w:val=""/>
+      <w:lvlJc w:val="left"/>
+    </w:lvl>
+  </w:abstractNum>
+  <w:num w:numId="1" w16cid:durableId="192115152">
+    <w:abstractNumId w:val="0"/>
+    <w:lvlOverride w:ilvl="0">
+      <w:startOverride w:val="1"/>
+    </w:lvlOverride>
+  </w:num>
+  <w:num w:numId="2" w16cid:durableId="757557554">
     <w:abstractNumId w:val="1"/>
     <w:lvlOverride w:ilvl="0">
       <w:startOverride w:val="1"/>
     </w:lvlOverride>
   </w:num>
-  <w:num w:numId="2" w16cid:durableId="1471022787">
-    <w:abstractNumId w:val="0"/>
+  <w:num w:numId="3" w16cid:durableId="1171943902">
+    <w:abstractNumId w:val="1"/>
     <w:lvlOverride w:ilvl="0">
       <w:startOverride w:val="1"/>
     </w:lvlOverride>
   </w:num>
-  <w:num w:numId="3" w16cid:durableId="185801007">
-    <w:abstractNumId w:val="0"/>
+  <w:num w:numId="4" w16cid:durableId="887883973">
+    <w:abstractNumId w:val="1"/>
     <w:lvlOverride w:ilvl="0">
       <w:startOverride w:val="1"/>
     </w:lvlOverride>
   </w:num>
-  <w:num w:numId="4" w16cid:durableId="1252276501">
-    <w:abstractNumId w:val="0"/>
+  <w:num w:numId="5" w16cid:durableId="459882337">
+    <w:abstractNumId w:val="1"/>
     <w:lvlOverride w:ilvl="0">
       <w:startOverride w:val="1"/>
     </w:lvlOverride>
   </w:num>
-  <w:num w:numId="5" w16cid:durableId="562063514">
-    <w:abstractNumId w:val="0"/>
+  <w:num w:numId="6" w16cid:durableId="147330201">
+    <w:abstractNumId w:val="1"/>
     <w:lvlOverride w:ilvl="0">
       <w:startOverride w:val="1"/>
     </w:lvlOverride>
   </w:num>
-  <w:num w:numId="6" w16cid:durableId="770128918">
-    <w:abstractNumId w:val="0"/>
+  <w:num w:numId="7" w16cid:durableId="1747334426">
+    <w:abstractNumId w:val="1"/>
     <w:lvlOverride w:ilvl="0">
       <w:startOverride w:val="1"/>
     </w:lvlOverride>
   </w:num>
-  <w:num w:numId="7" w16cid:durableId="298800585">
-    <w:abstractNumId w:val="0"/>
+  <w:num w:numId="8" w16cid:durableId="183443125">
+    <w:abstractNumId w:val="1"/>
     <w:lvlOverride w:ilvl="0">
       <w:startOverride w:val="1"/>
     </w:lvlOverride>
   </w:num>
-  <w:num w:numId="8" w16cid:durableId="511338567">
-    <w:abstractNumId w:val="0"/>
+  <w:num w:numId="9" w16cid:durableId="1396005637">
+    <w:abstractNumId w:val="1"/>
     <w:lvlOverride w:ilvl="0">
       <w:startOverride w:val="1"/>
     </w:lvlOverride>
   </w:num>
-  <w:num w:numId="9" w16cid:durableId="2049404710">
-    <w:abstractNumId w:val="0"/>
+  <w:num w:numId="10" w16cid:durableId="540291260">
+    <w:abstractNumId w:val="1"/>
     <w:lvlOverride w:ilvl="0">
       <w:startOverride w:val="1"/>
     </w:lvlOverride>
   </w:num>
-  <w:num w:numId="10" w16cid:durableId="1823235189">
-    <w:abstractNumId w:val="0"/>
+  <w:num w:numId="11" w16cid:durableId="132405293">
+    <w:abstractNumId w:val="1"/>
     <w:lvlOverride w:ilvl="0">
       <w:startOverride w:val="1"/>
     </w:lvlOverride>
   </w:num>
-  <w:num w:numId="11" w16cid:durableId="1360354657">
-    <w:abstractNumId w:val="0"/>
+  <w:num w:numId="12" w16cid:durableId="853418764">
+    <w:abstractNumId w:val="1"/>
     <w:lvlOverride w:ilvl="0">
       <w:startOverride w:val="1"/>
     </w:lvlOverride>
   </w:num>
-  <w:num w:numId="12" w16cid:durableId="905189678">
-    <w:abstractNumId w:val="0"/>
+  <w:num w:numId="13" w16cid:durableId="1855220583">
+    <w:abstractNumId w:val="1"/>
     <w:lvlOverride w:ilvl="0">
       <w:startOverride w:val="1"/>
     </w:lvlOverride>
   </w:num>
-  <w:num w:numId="13" w16cid:durableId="1001159500">
-    <w:abstractNumId w:val="0"/>
+  <w:num w:numId="14" w16cid:durableId="1420323193">
+    <w:abstractNumId w:val="1"/>
     <w:lvlOverride w:ilvl="0">
       <w:startOverride w:val="1"/>
     </w:lvlOverride>
   </w:num>
-  <w:num w:numId="14" w16cid:durableId="1856729410">
-    <w:abstractNumId w:val="0"/>
-    <w:lvlOverride w:ilvl="0">
-      <w:startOverride w:val="1"/>
-    </w:lvlOverride>
-  </w:num>
-  <w:num w:numId="15" w16cid:durableId="1771194300">
-    <w:abstractNumId w:val="0"/>
+  <w:num w:numId="15" w16cid:durableId="701632457">
+    <w:abstractNumId w:val="1"/>
     <w:lvlOverride w:ilvl="0">
       <w:startOverride w:val="1"/>
     </w:lvlOverride>
@@ -10345,7 +10345,7 @@
     <w:link w:val="Char1"/>
     <w:uiPriority w:val="99"/>
     <w:unhideWhenUsed/>
-    <w:rsid w:val="002D6DC3"/>
+    <w:rsid w:val="00B25F7C"/>
     <w:pPr>
       <w:tabs>
         <w:tab w:val="center" w:pos="4513"/>
@@ -10359,7 +10359,7 @@
     <w:basedOn w:val="a0"/>
     <w:link w:val="aa"/>
     <w:uiPriority w:val="99"/>
-    <w:rsid w:val="002D6DC3"/>
+    <w:rsid w:val="00B25F7C"/>
   </w:style>
   <w:style w:type="paragraph" w:styleId="ab">
     <w:name w:val="footer"/>
@@ -10367,7 +10367,7 @@
     <w:link w:val="Char2"/>
     <w:uiPriority w:val="99"/>
     <w:unhideWhenUsed/>
-    <w:rsid w:val="002D6DC3"/>
+    <w:rsid w:val="00B25F7C"/>
     <w:pPr>
       <w:tabs>
         <w:tab w:val="center" w:pos="4513"/>
@@ -10381,7 +10381,7 @@
     <w:basedOn w:val="a0"/>
     <w:link w:val="ab"/>
     <w:uiPriority w:val="99"/>
-    <w:rsid w:val="002D6DC3"/>
+    <w:rsid w:val="00B25F7C"/>
   </w:style>
   <w:style w:type="paragraph" w:styleId="11">
     <w:name w:val="toc 1"/>
@@ -10390,7 +10390,7 @@
     <w:autoRedefine/>
     <w:uiPriority w:val="39"/>
     <w:unhideWhenUsed/>
-    <w:rsid w:val="002D6DC3"/>
+    <w:rsid w:val="00B25F7C"/>
   </w:style>
   <w:style w:type="paragraph" w:styleId="20">
     <w:name w:val="toc 2"/>
@@ -10399,7 +10399,7 @@
     <w:autoRedefine/>
     <w:uiPriority w:val="39"/>
     <w:unhideWhenUsed/>
-    <w:rsid w:val="002D6DC3"/>
+    <w:rsid w:val="00B25F7C"/>
     <w:pPr>
       <w:ind w:leftChars="200" w:left="425"/>
     </w:pPr>
